--- a/SPHEREx_extension_report.docx
+++ b/SPHEREx_extension_report.docx
@@ -102,7 +102,7 @@
         </w:rPr>
       </w:pPr>
       <w:r>
-        <w:t xml:space="preserve">SPHEREx's real survey constraints (35° maximum zenith angle, 91° solar avoidance) are now applied, with random accessible pointings in place of a fixed North Ecliptic Pole boresight.</w:t>
+        <w:t xml:space="preserve">SPHEREx's real survey constraints (35° maximum zenith angle, 91° solar avoidance) are applied, with random accessible pointings and a random field roll in place of a fixed North Ecliptic Pole boresight.</w:t>
       </w:r>
     </w:p>
     <w:p>
@@ -136,7 +136,7 @@
         </w:rPr>
       </w:pPr>
       <w:r>
-        <w:t xml:space="preserve">Time step converged (0.1 s); the previous 7.5–10 s steps missed fast near-overhead crossings.</w:t>
+        <w:t xml:space="preserve">Model averaged over 12 dates across a year with an accurate Sun position and the true 3.5° × 11.3° field; time step converged (0.1 s).</w:t>
       </w:r>
     </w:p>
     <w:p>
@@ -153,7 +153,7 @@
         </w:rPr>
       </w:pPr>
       <w:r>
-        <w:t xml:space="preserve">Full-build-out prediction revised from 64.9 to 4.5 ± 0.2 trails/exposure (Borlaff et al.: 5.64). The earlier ~2.3 trails/exposure current-population figure is withdrawn; the corrected value is ~0.13.</w:t>
+        <w:t xml:space="preserve">Full-build-out prediction revised from 64.9 (first version) and 4.5 (previous revision, which had a fixed field roll and a single date) to 5.9 ± 0.1 trails/exposure (Borlaff et al.: 5.64). Today's rate is ~0.24; the earliest ~2.3 figure is withdrawn.</w:t>
       </w:r>
     </w:p>
     <w:p>
@@ -170,7 +170,24 @@
         </w:rPr>
       </w:pPr>
       <w:r>
-        <w:t xml:space="preserve">Per-event photometry and the TLE error budget are recomputed on 962 physically observable crossings instead of 36 fixed-NEP events.</w:t>
+        <w:t xml:space="preserve">Real-orbit validation rebuilt like-for-like (same dates, roll and detection as the model), with uncertainty from window-to-window scatter: real/model = 1.01 (68% interval 0.62–1.37).</w:t>
+      </w:r>
+    </w:p>
+    <w:p>
+      <w:pPr>
+        <w:pStyle w:val="ListParagraph"/>
+        <w:numPr>
+          <w:ilvl w:val="0"/>
+          <w:numId w:val="1"/>
+        </w:numPr>
+        <w:spacing w:after="80"/>
+        <w:rPr>
+          <w:sz w:val="21"/>
+          <w:szCs w:val="21"/>
+        </w:rPr>
+      </w:pPr>
+      <w:r>
+        <w:t xml:space="preserve">Crossover between thermal and reflected light now quoted as a model-dependent range (3.4–4.1 μm) instead of a single value; instrument description corrected (six detectors in two focal planes).</w:t>
       </w:r>
     </w:p>
     <w:p>
@@ -196,7 +213,7 @@
           <w:sz w:val="21"/>
           <w:szCs w:val="21"/>
         </w:rPr>
-        <w:t xml:space="preserve">Sections 6–9 report a from-scratch extension built independently of §5. Every number is either the direct output of a script in the accompanying repository (named in brackets) or an explicitly cited external value.</w:t>
+        <w:t xml:space="preserve">Sections 6–9 report a from-scratch extension built independently of §5. Every number is either printed by a script in the accompanying repository (github.com/Joshan006/Spherex; script named in brackets) or is an explicitly cited external value. Superseded earlier scripts are kept separately in scripts/superseded for the record.</w:t>
       </w:r>
     </w:p>
     <w:p>
@@ -217,7 +234,7 @@
           <w:sz w:val="21"/>
           <w:szCs w:val="21"/>
         </w:rPr>
-        <w:t xml:space="preserve">All orbital elements are real two-line element sets (TLEs) from the public NORAD catalogue (Celestrak), retrieved September 2026. SPHEREx: NORAD 63182 (epoch 19 Jul 2026). Six Starlink satellites at ~53.16° inclination (NORAD 48294, 48375, 48646, 47650, 47796, 44768; epochs early Aug 2026) spanning RAAN 23.6–266.4°. One OneWeb satellite (NORAD 55158, ~1,200 km, 87.9°; epoch mid-Sep 2026). Propagation uses the reference sgp4 library in the TEME frame; all derived quantities are differences of state vectors in the same frame, so no further transformation is needed.</w:t>
+        <w:t xml:space="preserve">Orbital elements are real two-line element sets (TLEs) from the public NORAD catalogue (Celestrak, via KeepTrack), retrieved September 2026; every line passes the TLE checksum. SPHEREx: NORAD 63182 (epoch 19 Jul 2026). OneWeb-0617: NORAD 55158 (~1,220 km, 87.9°; epoch 15 Sep 2026). Propagation uses the reference sgp4 library in the TEME frame; all derived quantities are differences of state vectors in the same frame. Where orbits are propagated months from their TLE epoch (§6.4), SGP4 does not predict where a satellite will actually be; it provides physically consistent reference orbits (altitudes stay stable to within a few km over a year), which is what a statistical comparison requires.</w:t>
       </w:r>
     </w:p>
     <w:p>
@@ -226,31 +243,19 @@
         <w:spacing w:after="120" w:before="240"/>
       </w:pPr>
       <w:r>
-        <w:t xml:space="preserve">6.2 Pointing model</w:t>
-      </w:r>
-    </w:p>
-    <w:p>
-      <w:pPr>
-        <w:spacing w:after="160"/>
-      </w:pPr>
-      <w:r>
-        <w:rPr>
-          <w:sz w:val="21"/>
-          <w:szCs w:val="21"/>
-        </w:rPr>
-        <w:t xml:space="preserve">SPHEREx's survey rules (Borlaff et al. 2025, Methods) are applied directly. For each simulated exposure, SPHEREx's orbital phase is drawn from one real SGP4-propagated orbit; a boresight is drawn uniformly within 35° of local zenith (the outward radial direction at SPHEREx) and redrawn until it is at least 91° from the Sun. Because SPHEREx's orbit is terminator-aligned, the zenith direction stays 82–98° from the Sun around the whole orbit, so a valid pointing exists at every orbital phase (one is found for &gt;99% of sampled phases). The 3.5° × 11° field is centred on the boresight with a random roll; a satellite counts as a trail if, at any instant of the 112.5 s exposure, it lies inside the field, is not behind Earth, and is sunlit. [part_g_altitude_resolved.py]</w:t>
-      </w:r>
-    </w:p>
-    <w:p>
-      <w:pPr>
-        <w:spacing w:after="160"/>
-      </w:pPr>
-      <w:r>
-        <w:rPr>
-          <w:sz w:val="21"/>
-          <w:szCs w:val="21"/>
-        </w:rPr>
-        <w:t xml:space="preserve">The earliest stage of this work (§7.1–7.2) instead used a single fixed boresight at the North Ecliptic Pole with no survey constraints. That choice is retained only where it is explicitly labelled, because it turned out to be the root cause of the original discrepancy with the literature.</w:t>
+        <w:t xml:space="preserve">6.2 Pointing and field-of-view model</w:t>
+      </w:r>
+    </w:p>
+    <w:p>
+      <w:pPr>
+        <w:spacing w:after="160"/>
+      </w:pPr>
+      <w:r>
+        <w:rPr>
+          <w:sz w:val="21"/>
+          <w:szCs w:val="21"/>
+        </w:rPr>
+        <w:t xml:space="preserve">SPHEREx's survey rules (Borlaff et al. 2025, Methods) are applied directly. For each simulated exposure, SPHEREx's position is drawn from one real SGP4-propagated orbit at the chosen date; a boresight is drawn uniformly in solid angle within 35° of local zenith (the outward radial direction at SPHEREx) and redrawn until it is at least 91° from the Sun. Over the year the angle between zenith and the Sun ranges from about 60° to 120°, and a valid pointing is found at every sampled orbital phase on every date. The 3.5° × 11.3° field (Crill et al. 2024) is centred on the boresight with a random roll, fixed inertially during the exposure. A satellite counts as a trail if, at any instant of the 112.5 s exposure, it lies inside the field, is not behind Earth, and is sunlit (cylindrical Earth shadow). The Sun direction uses the standard low-precision solar ephemeris including the equation of centre (accurate to ~0.01°). [spherex_geometry.py]</w:t>
       </w:r>
     </w:p>
     <w:p>
@@ -259,31 +264,31 @@
         <w:spacing w:after="120" w:before="240"/>
       </w:pPr>
       <w:r>
-        <w:t xml:space="preserve">6.3 Monte Carlo constellation model</w:t>
-      </w:r>
-    </w:p>
-    <w:p>
-      <w:pPr>
-        <w:spacing w:after="160"/>
-      </w:pPr>
-      <w:r>
-        <w:rPr>
-          <w:sz w:val="21"/>
-          <w:szCs w:val="21"/>
-        </w:rPr>
-        <w:t xml:space="preserve">Each constellation is modelled as circular-orbit shells (altitude and inclination from public filings), with right ascension of ascending node and orbital phase drawn uniformly at random. Shells used: OneWeb 1,200 km / 87.9° (6,372 planned); Guowang GW-2 ~1,145 km, split equally between ~50° and ~86.5° (6,912); Qianfan ~1,160 km / ~89° (~15,000); Telesat Lightspeed 1,015 km / 99° (78) and 1,325 km / 50.9° (120); plus below-orbit control shells (Starlink 550/53° and 530/43°, Amazon Leo 630/51.9°, Guowang GW-A59 590/85°). Each above-orbit shell was sampled with 4 million exposures per random seed, two seeds.</w:t>
-      </w:r>
-    </w:p>
-    <w:p>
-      <w:pPr>
-        <w:spacing w:after="160"/>
-      </w:pPr>
-      <w:r>
-        <w:rPr>
-          <w:sz w:val="21"/>
-          <w:szCs w:val="21"/>
-        </w:rPr>
-        <w:t xml:space="preserve">Time resolution matters. Observable crossings are near-overhead and sweep the field at ~1.2°/s, so a satellite can cross the 3.5° short axis in ~3 s. A convergence test on identical random draws gave crossing probabilities of 0.61× (7.5 s step), 0.81× (2.5 s) and 0.91× (1 s) of the converged value, with no change below 0.25 s. The final model therefore flags candidates in a 2.5 s pass using a field padded by 4°, then re-checks only those at 0.1 s; on identical draws this reproduces a brute-force 0.1 s run exactly (57/57 hits). [conv_test.py, conv_check2.py]</w:t>
+        <w:t xml:space="preserve">6.3 Constellation model and averaging</w:t>
+      </w:r>
+    </w:p>
+    <w:p>
+      <w:pPr>
+        <w:spacing w:after="160"/>
+      </w:pPr>
+      <w:r>
+        <w:rPr>
+          <w:sz w:val="21"/>
+          <w:szCs w:val="21"/>
+        </w:rPr>
+        <w:t xml:space="preserve">Each constellation is modelled as circular-orbit shells (altitude and inclination from public filings) with right ascension of ascending node and orbital phase drawn uniformly at random. Shells above SPHEREx: OneWeb 1,200 km / 87.9° (6,372 filed); Guowang GW-2 ~1,145 km, split equally between 50° and 86.5° (6,912); Qianfan ~1,160 km / ~89° (~15,000 filed); Telesat Lightspeed 1,015 km / 99° (78) and 1,325 km / 50.9° (120). Below-SPHEREx control shells: Starlink 550 km / 53° and 530 km / 43°, Amazon Leo 630 km / 51.9°, Guowang GW-A59 590 km / 85°. The model is averaged over 12 dates spread across a year (Sep 2026 – Aug 2027), with 400,000 simulated exposures per shell per date and two independent random seeds: 9.6 million exposures per above-orbit shell, about 62 million in total. [13_final_model_year_averaged.py, 17_summarise_results.py]</w:t>
+      </w:r>
+    </w:p>
+    <w:p>
+      <w:pPr>
+        <w:spacing w:after="160"/>
+      </w:pPr>
+      <w:r>
+        <w:rPr>
+          <w:sz w:val="21"/>
+          <w:szCs w:val="21"/>
+        </w:rPr>
+        <w:t xml:space="preserve">Time resolution matters because observable crossings are near-overhead and fast (§7.7). A convergence test on identical random draws recovers 0.58, 0.85 and 0.97 of the converged count at 7.5 s, 2.5 s and 1 s steps, with no change at 0.5 s or below. The model therefore flags candidates in a 2.5 s pass with the field padded by 4° and re-checks only those at 0.1 s; on identical draws this reproduces brute-force 0.1 s detection exactly (33 of 33 crossings). [14_convergence_test.py]</w:t>
       </w:r>
     </w:p>
     <w:p>
@@ -304,7 +309,7 @@
           <w:sz w:val="21"/>
           <w:szCs w:val="21"/>
         </w:rPr>
-        <w:t xml:space="preserve">Two independent checks use genuine SGP4 propagation of real satellites rather than idealised shells. (a) Fixed-geometry check: six real Starlink satellites against real SPHEREx over 30 days at 10 s, with the fixed NEP boresight, compared with the idealised model in the same geometry. [part_b3_real_catalog_validation.py] (b) Survey-geometry check: real OneWeb-0617 against real SPHEREx over twelve 30-day windows spread across a year (so the Sun-synchronous plane rotates through every orientation relative to the OneWeb plane), 2.5 s resolution, with 20 independent random valid pointings per exposure. [part_h_real_oneweb_constrained.py]</w:t>
+        <w:t xml:space="preserve">The real OneWeb-0617 orbit is propagated against the real SPHEREx orbit across twelve 30-day windows spread over a year, so that the Sun-synchronous SPHEREx plane rotates through every orientation relative to the OneWeb plane. Every 112.5 s exposure receives 20 independent random valid pointings, with the same random roll, Sun ephemeris and coarse-plus-fine detection as the model. The pooled crossing probability is compared with the idealised OneWeb shell evaluated on the same 12 dates. Because the 20 pointings share one satellite trajectory, their crossings are not independent, so the uncertainty is taken from bootstrap resampling of the twelve windows. [15_real_oneweb_validation.py]</w:t>
       </w:r>
     </w:p>
     <w:p>
@@ -313,19 +318,33 @@
         <w:spacing w:after="120" w:before="240"/>
       </w:pPr>
       <w:r>
-        <w:t xml:space="preserve">6.5 Thermal-infrared photometry</w:t>
-      </w:r>
-    </w:p>
-    <w:p>
-      <w:pPr>
-        <w:spacing w:after="160"/>
-      </w:pPr>
-      <w:r>
-        <w:rPr>
-          <w:sz w:val="21"/>
-          <w:szCs w:val="21"/>
-        </w:rPr>
-        <w:t xml:space="preserve">A radiative-equilibrium temperature follows from a two-sided flat-plate energy balance (S = 1,361 W m⁻², albedo 0.25, IR emissivity 0.9): T_eq = 316 K. Planck's law is evaluated in 102 bands (51 over 0.75–2.44 μm, 51 over 2.40–5.01 μm) for the thermal term, and a 5,778 K solar spectrum scaled by albedo gives the reflected term. [part_c_full_pipeline.py, part_i_observable_events.py]</w:t>
+        <w:t xml:space="preserve">6.5 Photometry and TLE error budget</w:t>
+      </w:r>
+    </w:p>
+    <w:p>
+      <w:pPr>
+        <w:spacing w:after="160"/>
+      </w:pPr>
+      <w:r>
+        <w:rPr>
+          <w:sz w:val="21"/>
+          <w:szCs w:val="21"/>
+        </w:rPr>
+        <w:t xml:space="preserve">Thermal emission and reflected sunlight are computed across 0.75–5.01 μm for three surface models, because the wavelength at which they cross depends on the model: (A) a flat plate face-on to both Sun and observer; (B) a Lambertian sphere at each event's phase angle, with the flat-plate equilibrium temperature; (C) an isothermal sphere. Albedo 0.25 and emissivity 0.9 are used consistently for both the equilibrium temperature and the emitted flux. The TLE error budget takes ~1 km at epoch plus ~2 km/day (mid-range of the 1–3 km/day literature figure) as an isotropic 1-sigma error on both objects and propagates it by Monte Carlo into range and magnitude for every observable crossing, for operational TLE ages of 1, 3 and 7 days. [16_observable_events_photometry.py]</w:t>
+      </w:r>
+    </w:p>
+    <w:p>
+      <w:r>
+        <w:br w:type="page"/>
+      </w:r>
+    </w:p>
+    <w:p>
+      <w:pPr>
+        <w:pStyle w:val="Heading1"/>
+        <w:spacing w:after="150" w:before="320"/>
+      </w:pPr>
+      <w:r>
+        <w:t xml:space="preserve">7. Extended Results</w:t>
       </w:r>
     </w:p>
     <w:p>
@@ -334,41 +353,6 @@
         <w:spacing w:after="120" w:before="240"/>
       </w:pPr>
       <w:r>
-        <w:t xml:space="preserve">6.6 TLE positional-uncertainty error budget</w:t>
-      </w:r>
-    </w:p>
-    <w:p>
-      <w:pPr>
-        <w:spacing w:after="160"/>
-      </w:pPr>
-      <w:r>
-        <w:rPr>
-          <w:sz w:val="21"/>
-          <w:szCs w:val="21"/>
-        </w:rPr>
-        <w:t xml:space="preserve">SGP4/TLE position error is taken as ~1 km at epoch growing by ~2 km/day (mid-range of the 1–3 km/day literature figure), applied isotropically to both objects and propagated by Monte Carlo (5,000 draws per event) into range and magnitude uncertainty for every observable crossing. Results are given for operationally realistic TLE ages of 1, 3 and 7 days. [part_i_observable_events.py]</w:t>
-      </w:r>
-    </w:p>
-    <w:p>
-      <w:r>
-        <w:br w:type="page"/>
-      </w:r>
-    </w:p>
-    <w:p>
-      <w:pPr>
-        <w:pStyle w:val="Heading1"/>
-        <w:spacing w:after="150" w:before="320"/>
-      </w:pPr>
-      <w:r>
-        <w:t xml:space="preserve">7. Extended Results</w:t>
-      </w:r>
-    </w:p>
-    <w:p>
-      <w:pPr>
-        <w:pStyle w:val="Heading2"/>
-        <w:spacing w:after="120" w:before="240"/>
-      </w:pPr>
-      <w:r>
         <w:t xml:space="preserve">7.1 Single-pair full-exposure propagation</w:t>
       </w:r>
     </w:p>
@@ -381,7 +365,7 @@
           <w:sz w:val="21"/>
           <w:szCs w:val="21"/>
         </w:rPr>
-        <w:t xml:space="preserve">SPHEREx and OneWeb-0617 propagated together across one 112.5 s exposure (0.5 s steps, 16 Sep 2026 06:00 UTC) establish the geometry machinery: range 12,770 → 13,161 km, apparent angular velocity 196–207 arcsec/s, no field crossing. Individual conjunctions are rare, which is why the population approach below is needed. [part_a_sgp4_propagation.py]</w:t>
+        <w:t xml:space="preserve">SPHEREx and OneWeb-0617 propagated together across one 112.5 s exposure (0.5 s steps, 16 Sep 2026 06:00 UTC) establish the geometry machinery: range 12,770 → 13,161 km, apparent angular velocity 196–207 arcsec/s, no field crossing. Individual conjunctions are rare, which is why the population approach below is needed. [01_full_window_propagation.py]</w:t>
       </w:r>
     </w:p>
     <w:p>
@@ -451,31 +435,31 @@
         <w:spacing w:after="120" w:before="240"/>
       </w:pPr>
       <w:r>
-        <w:t xml:space="preserve">7.2 How the discrepancy with the literature was found and closed</w:t>
-      </w:r>
-    </w:p>
-    <w:p>
-      <w:pPr>
-        <w:spacing w:after="160"/>
-      </w:pPr>
-      <w:r>
-        <w:rPr>
-          <w:sz w:val="21"/>
-          <w:szCs w:val="21"/>
-        </w:rPr>
-        <w:t xml:space="preserve">The first version of the model (fixed NEP boresight, no survey constraints, a representative shell set scaled proportionally to 560,000 satellites) predicted 64.9 trails per exposure at full build-out — 11.5× Borlaff et al.'s 5.64. Figure 7.2 traces each step of the investigation. Eclipse and brightness cuts changed nothing (every crossing was sunlit and far above the 22.3 mag/arcsec² threshold). Averaging over random unconstrained sky pointings made it worse (95.2). Reading the paper's Methods showed that SPHEREx's 35° zenith limit and 91° solar avoidance had never been applied; applying them brought the prediction to 11.4 and then 7.0–7.7.</w:t>
-      </w:r>
-    </w:p>
-    <w:p>
-      <w:pPr>
-        <w:spacing w:after="160"/>
-      </w:pPr>
-      <w:r>
-        <w:rPr>
-          <w:sz w:val="21"/>
-          <w:szCs w:val="21"/>
-        </w:rPr>
-        <w:t xml:space="preserve">That intermediate 7.0–7.7 was not accepted as the answer, because checking it exposed three further problems: two shell altitudes were wrong (Guowang had been placed at 800 km and Qianfan at 580 km; their main filed shells are ~1,145 km and ~1,160 km), proportional scaling to 560,000 had inflated OneWeb to ~45,000 satellites, and the 7.5 s time step missed ~40% of the fast, near-overhead crossings (§6.3). Fixing all three gives the final result in §7.4.</w:t>
+        <w:t xml:space="preserve">7.2 How the discrepancy with the literature was found and corrected</w:t>
+      </w:r>
+    </w:p>
+    <w:p>
+      <w:pPr>
+        <w:spacing w:after="160"/>
+      </w:pPr>
+      <w:r>
+        <w:rPr>
+          <w:sz w:val="21"/>
+          <w:szCs w:val="21"/>
+        </w:rPr>
+        <w:t xml:space="preserve">The first version of the model (fixed North Ecliptic Pole boresight, no survey constraints, a representative shell set scaled proportionally to 560,000 satellites) predicted 64.9 trails per exposure at full build-out, 11.5× Borlaff et al.'s 5.64. Figure 7.2 traces each step. Eclipse and brightness cuts changed nothing. Random unconstrained pointings made it worse (95.2). Applying SPHEREx's 35° zenith limit and 91° solar avoidance, which the paper's Methods specify and the first model had omitted, brought it to 11.4 and then 7.0–7.7. Correcting two constellation altitudes (Guowang and Qianfan had been placed at 800 km and 580 km; their filed shells are ~1,145 km and ~1,160 km), dropping proportional scaling, and converging the time step gave 4.5.</w:t>
+      </w:r>
+    </w:p>
+    <w:p>
+      <w:pPr>
+        <w:spacing w:after="160"/>
+      </w:pPr>
+      <w:r>
+        <w:rPr>
+          <w:sz w:val="21"/>
+          <w:szCs w:val="21"/>
+        </w:rPr>
+        <w:t xml:space="preserve">An independent review of the code then found that the field's roll had been effectively fixed in inertial space although the text described it as random, that the model had been evaluated on a single date, and that the time-step test had not actually varied the time step. Fixing these (random roll, 12 dates across a year, accurate Sun, the true 3.5° × 11.3° field) raised the result by about 30% to the value in §7.4. The roll correction was the largest single change.</w:t>
       </w:r>
     </w:p>
     <w:p>
@@ -486,7 +470,7 @@
       <w:r>
         <w:drawing>
           <wp:inline distT="0" distB="0" distL="0" distR="0">
-            <wp:extent cx="4476750" cy="2352675"/>
+            <wp:extent cx="4476750" cy="2686050"/>
             <wp:effectExtent t="0" r="0" b="0" l="0"/>
             <wp:docPr id="1" name="" descr="" title=""/>
             <wp:cNvGraphicFramePr>
@@ -511,7 +495,7 @@
                   <pic:spPr bwMode="auto">
                     <a:xfrm>
                       <a:off x="0" y="0"/>
-                      <a:ext cx="4476750" cy="2352675"/>
+                      <a:ext cx="4476750" cy="2686050"/>
                     </a:xfrm>
                     <a:prstGeom prst="rect">
                       <a:avLst/>
@@ -548,7 +532,7 @@
           <w:sz w:val="21"/>
           <w:szCs w:val="21"/>
         </w:rPr>
-        <w:t xml:space="preserve">The same investigation invalidates a headline figure reported in the earlier version of this work: ~2.3 trails per exposure for today's population “at a representative sky pointing”. That rate was computed at the fixed NEP boresight, and at all 36 real crossings behind it the NEP was 101–164° from SPHEREx's zenith — below the local horizon, a direction SPHEREx never points. Around 80% of it came from Starlink, which §7.3 shows cannot be seen at all under real pointing rules. The figure is withdrawn and replaced by §7.5.</w:t>
+        <w:t xml:space="preserve">The investigation also invalidates a headline figure from the earliest version of this work, ~2.3 trails per exposure for today's population “at a representative sky pointing”. That rate came from the fixed North Ecliptic Pole boresight: at all 36 real crossings behind it the pole was 101–164° from SPHEREx's zenith, a direction SPHEREx never points, and about 80% of it came from Starlink, which SPHEREx cannot see (§7.3). The figure is withdrawn and replaced by §7.5.</w:t>
       </w:r>
     </w:p>
     <w:p>
@@ -569,7 +553,7 @@
           <w:sz w:val="21"/>
           <w:szCs w:val="21"/>
         </w:rPr>
-        <w:t xml:space="preserve">With the boresight within 35° of zenith, even the field's far corner stays within ~41° of zenith, so every line of sight climbs monotonically away from Earth and can only intersect orbits higher than SPHEREx's own. The simulation confirms this exactly: Starlink (550 km, 530 km), Amazon Leo (630 km) and Guowang GW-A59 (590 km) produced 0 crossings in ~398,000 valid exposures each, in each of two seeds. This single fact explains most of the original discrepancy: the fixed, unconstrained NEP pointing let SPHEREx look down through the densest low shells, which its real survey never does.</w:t>
+        <w:t xml:space="preserve">With the boresight within 35° of zenith, every line of sight inside the field stays well below 90° from local vertical during the exposure, so it climbs monotonically away from Earth and can only intersect orbits higher than SPHEREx's own. The simulation confirms this: the four below-orbit control shells (Starlink 550 and 530 km, Amazon Leo 630 km, Guowang GW-A59 590 km) produced 0 crossings in about 4.8 million valid exposures. Most satellites in orbit today are Starlink, so most of today's satellite population is invisible to SPHEREx's survey.</w:t>
       </w:r>
     </w:p>
     <w:p>
@@ -651,7 +635,7 @@
                 <w:sz w:val="20"/>
                 <w:szCs w:val="20"/>
               </w:rPr>
-              <w:t xml:space="preserve">Planned sats</w:t>
+              <w:t xml:space="preserve">Filed sats</w:t>
             </w:r>
           </w:p>
         </w:tc>
@@ -706,7 +690,7 @@
                 <w:sz w:val="20"/>
                 <w:szCs w:val="20"/>
               </w:rPr>
-              <w:t xml:space="preserve">OneWeb Gen 1 + Gen 2</w:t>
+              <w:t xml:space="preserve">OneWeb</w:t>
             </w:r>
           </w:p>
         </w:tc>
@@ -757,7 +741,7 @@
                 <w:sz w:val="20"/>
                 <w:szCs w:val="20"/>
               </w:rPr>
-              <w:t xml:space="preserve">1.74 × 10⁻⁴</w:t>
+              <w:t xml:space="preserve">2.31 × 10⁻⁴</w:t>
             </w:r>
           </w:p>
         </w:tc>
@@ -774,7 +758,7 @@
                 <w:sz w:val="20"/>
                 <w:szCs w:val="20"/>
               </w:rPr>
-              <w:t xml:space="preserve">1.11</w:t>
+              <w:t xml:space="preserve">1.47</w:t>
             </w:r>
           </w:p>
         </w:tc>
@@ -844,7 +828,7 @@
                 <w:sz w:val="20"/>
                 <w:szCs w:val="20"/>
               </w:rPr>
-              <w:t xml:space="preserve">1.41 × 10⁻⁴</w:t>
+              <w:t xml:space="preserve">1.45 × 10⁻⁴</w:t>
             </w:r>
           </w:p>
         </w:tc>
@@ -861,7 +845,7 @@
                 <w:sz w:val="20"/>
                 <w:szCs w:val="20"/>
               </w:rPr>
-              <w:t xml:space="preserve">0.49</w:t>
+              <w:t xml:space="preserve">0.50</w:t>
             </w:r>
           </w:p>
         </w:tc>
@@ -931,7 +915,7 @@
                 <w:sz w:val="20"/>
                 <w:szCs w:val="20"/>
               </w:rPr>
-              <w:t xml:space="preserve">1.70 × 10⁻⁴</w:t>
+              <w:t xml:space="preserve">2.26 × 10⁻⁴</w:t>
             </w:r>
           </w:p>
         </w:tc>
@@ -948,7 +932,7 @@
                 <w:sz w:val="20"/>
                 <w:szCs w:val="20"/>
               </w:rPr>
-              <w:t xml:space="preserve">0.59</w:t>
+              <w:t xml:space="preserve">0.78</w:t>
             </w:r>
           </w:p>
         </w:tc>
@@ -1001,7 +985,7 @@
                 <w:sz w:val="20"/>
                 <w:szCs w:val="20"/>
               </w:rPr>
-              <w:t xml:space="preserve">15,000</w:t>
+              <w:t xml:space="preserve">~15,000</w:t>
             </w:r>
           </w:p>
         </w:tc>
@@ -1018,7 +1002,7 @@
                 <w:sz w:val="20"/>
                 <w:szCs w:val="20"/>
               </w:rPr>
-              <w:t xml:space="preserve">1.50 × 10⁻⁴</w:t>
+              <w:t xml:space="preserve">2.06 × 10⁻⁴</w:t>
             </w:r>
           </w:p>
         </w:tc>
@@ -1035,7 +1019,7 @@
                 <w:sz w:val="20"/>
                 <w:szCs w:val="20"/>
               </w:rPr>
-              <w:t xml:space="preserve">2.25</w:t>
+              <w:t xml:space="preserve">3.09</w:t>
             </w:r>
           </w:p>
         </w:tc>
@@ -1105,7 +1089,7 @@
                 <w:sz w:val="20"/>
                 <w:szCs w:val="20"/>
               </w:rPr>
-              <w:t xml:space="preserve">1.0–1.8 × 10⁻⁴</w:t>
+              <w:t xml:space="preserve">1.3–1.8 × 10⁻⁴</w:t>
             </w:r>
           </w:p>
         </w:tc>
@@ -1175,7 +1159,7 @@
                 <w:sz w:val="20"/>
                 <w:szCs w:val="20"/>
               </w:rPr>
-              <w:t xml:space="preserve">28,482</w:t>
+              <w:t xml:space="preserve">~28,500</w:t>
             </w:r>
           </w:p>
         </w:tc>
@@ -1209,7 +1193,7 @@
                 <w:sz w:val="20"/>
                 <w:szCs w:val="20"/>
               </w:rPr>
-              <w:t xml:space="preserve">4.46 ± 0.2</w:t>
+              <w:t xml:space="preserve">5.87 ± 0.08</w:t>
             </w:r>
           </w:p>
         </w:tc>
@@ -1311,7 +1295,75 @@
           <w:sz w:val="21"/>
           <w:szCs w:val="21"/>
         </w:rPr>
-        <w:t xml:space="preserve">The uncertainty is the spread between two independent seeds (4.29 and 4.62), larger than the formal Monte Carlo error (±0.07). The prediction is 0.79× the published value. At the mean per-satellite probability (1.57 × 10⁻⁴), matching 5.64 exactly would need ~36,000 satellites above 650 km rather than the ~28,500 whose filings could be sourced here. Borlaff et al.'s constellation registry (their Extended Data Table 1, June 2025) could not be read as data for this work, so whether it contains those ~7,500 additional high-altitude satellites is the one quantity that remains to be checked. Independently, the real-orbit validation (§7.6) bounds the model at ×(1.24 ± 0.42), giving a band of 3.7–7.4 trails per exposure that contains the published value. The discrepancy has therefore gone from 11.5× to agreement within this model's stated uncertainty, with the residual attributed to one named, checkable input.</w:t>
+        <w:t xml:space="preserve">The two random seeds give 5.84 and 5.91; ±0.08 is the statistical error. The prediction is 1.04× the published value and lies inside its uncertainty. This agreement should be read as consistency, not as a precise confirmation, because the model's systematic uncertainties are larger than 4%:</w:t>
+      </w:r>
+    </w:p>
+    <w:p>
+      <w:pPr>
+        <w:pStyle w:val="ListParagraph"/>
+        <w:numPr>
+          <w:ilvl w:val="0"/>
+          <w:numId w:val="1"/>
+        </w:numPr>
+        <w:spacing w:after="80"/>
+        <w:rPr>
+          <w:sz w:val="21"/>
+          <w:szCs w:val="21"/>
+        </w:rPr>
+      </w:pPr>
+      <w:r>
+        <w:t xml:space="preserve">Qianfan dominates (3.1 of 5.9). Its ~15,000 figure is a filing; the committed near-term phase is 1,296 satellites. With only that phase the total would be 3.1 trails per exposure.</w:t>
+      </w:r>
+    </w:p>
+    <w:p>
+      <w:pPr>
+        <w:pStyle w:val="ListParagraph"/>
+        <w:numPr>
+          <w:ilvl w:val="0"/>
+          <w:numId w:val="1"/>
+        </w:numPr>
+        <w:spacing w:after="80"/>
+        <w:rPr>
+          <w:sz w:val="21"/>
+          <w:szCs w:val="21"/>
+        </w:rPr>
+      </w:pPr>
+      <w:r>
+        <w:t xml:space="preserve">The real-orbit validation (§7.6) tests the idealised-shell approach to about ±35% (68% interval), for one OneWeb satellite.</w:t>
+      </w:r>
+    </w:p>
+    <w:p>
+      <w:pPr>
+        <w:pStyle w:val="ListParagraph"/>
+        <w:numPr>
+          <w:ilvl w:val="0"/>
+          <w:numId w:val="1"/>
+        </w:numPr>
+        <w:spacing w:after="80"/>
+        <w:rPr>
+          <w:sz w:val="21"/>
+          <w:szCs w:val="21"/>
+        </w:rPr>
+      </w:pPr>
+      <w:r>
+        <w:t xml:space="preserve">Guowang's inclination split, Qianfan's exact altitude and inclination, and whether Borlaff et al.'s registry contains further high-altitude constellations are not known precisely; their constellation table could not be read as data for this work.</w:t>
+      </w:r>
+    </w:p>
+    <w:p>
+      <w:pPr>
+        <w:pStyle w:val="ListParagraph"/>
+        <w:numPr>
+          <w:ilvl w:val="0"/>
+          <w:numId w:val="1"/>
+        </w:numPr>
+        <w:spacing w:after="80"/>
+        <w:rPr>
+          <w:sz w:val="21"/>
+          <w:szCs w:val="21"/>
+        </w:rPr>
+      </w:pPr>
+      <w:r>
+        <w:t xml:space="preserve">Roll matters: with the field fixed in inertial space instead of randomly rolled, per-satellite rates were 8–28% lower depending on the shell. SPHEREx's real roll follows its scan strategy, which is not modelled.</w:t>
       </w:r>
     </w:p>
     <w:p>
@@ -1332,7 +1384,7 @@
           <w:sz w:val="21"/>
           <w:szCs w:val="21"/>
         </w:rPr>
-        <w:t xml:space="preserve">Only OneWeb (~652 satellites at 1,200 km) and the first Qianfan satellites (~108) orbit above SPHEREx today. They give ~0.13 trails per exposure — about one exposure in eight carries a trail — with OneWeb contributing ~0.11. The ~9,400 Starlink and ~200 Amazon Leo satellites currently in orbit contribute nothing under SPHEREx's real survey geometry. [part_g_altitude_resolved.py]</w:t>
+        <w:t xml:space="preserve">Three constellations have satellites above SPHEREx today: OneWeb (654), Guowang GW-2 (186) and Qianfan (~248) (KeepTrack, Orbital Radar, Aug–Sep 2026; Guowang split evenly between its two inclinations). Together they give about 0.24 trails per exposure, so roughly one SPHEREx exposure in four carries a trail, about two thirds of them from OneWeb. The ~9,400 Starlink and ~200 Amazon Leo satellites contribute nothing under SPHEREx's survey geometry. [17_summarise_results.py]</w:t>
       </w:r>
     </w:p>
     <w:p>
@@ -1353,19 +1405,7 @@
           <w:sz w:val="21"/>
           <w:szCs w:val="21"/>
         </w:rPr>
-        <w:t xml:space="preserve">Survey-geometry check: the real OneWeb orbit produced 962 crossings in 5.26 million valid exposure-pointings over one year, a per-satellite probability of 1.83 × 10⁻⁴ against the idealised shell's 1.56 × 10⁻⁴ at the same 2.5 s resolution. The rate varies strongly with season (0.6 to 8.8 per 10⁴ exposures across the twelve windows) as the relative plane geometry rotates, so the honest uncertainty comes from window-to-window scatter: real/model = 1.24 ± 0.42, consistent with 1. Without the one high November window the ratio is 0.82.</w:t>
-      </w:r>
-    </w:p>
-    <w:p>
-      <w:pPr>
-        <w:spacing w:after="160"/>
-      </w:pPr>
-      <w:r>
-        <w:rPr>
-          <w:sz w:val="21"/>
-          <w:szCs w:val="21"/>
-        </w:rPr>
-        <w:t xml:space="preserve">Fixed-geometry check: six real Starlink satellites gave 36 crossings in 30 days (0.91 trails/exposure scaled to the shell) against 0.30 from the idealised model in the same unphysical NEP geometry. Given the &gt;10× month-to-month variation seen above, a single 30-day window from six satellites is expected to scatter by factors of a few; this check is kept as a record but carries no weight in the final result because its geometry is not one SPHEREx observes.</w:t>
+        <w:t xml:space="preserve">The real OneWeb orbit produced 1,289 crossings in 5.53 million valid exposure-pointings over the year, a per-satellite probability of 2.33 × 10⁻⁴, against 2.31 × 10⁻⁴ for the idealised shell on the same dates: real/model = 1.01, with a 68% bootstrap interval of 0.62–1.37. The rate varies strongly from window to window (0.8 to 11.7 per 10⁴ exposures) as the relative orbital-plane geometry rotates; a single November window contributes about 40% of all crossings, which is why the interval is wide. The idealised-shell model is therefore validated to roughly ±35%, not better.</w:t>
       </w:r>
     </w:p>
     <w:p>
@@ -1426,7 +1466,7 @@
           <w:sz w:val="18"/>
           <w:szCs w:val="18"/>
         </w:rPr>
-        <w:t xml:space="preserve">Figure 7.3. Left: range at closest approach for the 962 observable real OneWeb crossings. Right: crossing rate in each 30-day window of the one-year real-orbit sweep, against the idealised-shell value.</w:t>
+        <w:t xml:space="preserve">Figure 7.3. Left: range at closest approach for the 1,289 observable real OneWeb crossings. Right: crossing rate in each 30-day window of the one-year real-orbit comparison, with the year means of the real orbit (solid) and the idealised shell (dashed).</w:t>
       </w:r>
     </w:p>
     <w:p>
@@ -1469,7 +1509,7 @@
                 <w:sz w:val="20"/>
                 <w:szCs w:val="20"/>
               </w:rPr>
-              <w:t xml:space="preserve">Quantity (962 observable crossings)</w:t>
+              <w:t xml:space="preserve">Quantity (1,289 observable crossings)</w:t>
             </w:r>
           </w:p>
         </w:tc>
@@ -1523,7 +1563,7 @@
                 <w:sz w:val="20"/>
                 <w:szCs w:val="20"/>
               </w:rPr>
-              <w:t xml:space="preserve">median 635 km (5–95%: 578–700 km)</w:t>
+              <w:t xml:space="preserve">median 640 km (5–95%: 578–704 km)</w:t>
             </w:r>
           </w:p>
         </w:tc>
@@ -1559,7 +1599,7 @@
                 <w:sz w:val="20"/>
                 <w:szCs w:val="20"/>
               </w:rPr>
-              <w:t xml:space="preserve">median 1.16°/s (4,157 arcsec/s)</w:t>
+              <w:t xml:space="preserve">median 1.19°/s</w:t>
             </w:r>
           </w:p>
         </w:tc>
@@ -1578,7 +1618,7 @@
                 <w:sz w:val="20"/>
                 <w:szCs w:val="20"/>
               </w:rPr>
-              <w:t xml:space="preserve">Time to cross the 3.5° short axis</w:t>
+              <w:t xml:space="preserve">Time inside the field</w:t>
             </w:r>
           </w:p>
         </w:tc>
@@ -1595,7 +1635,7 @@
                 <w:sz w:val="20"/>
                 <w:szCs w:val="20"/>
               </w:rPr>
-              <w:t xml:space="preserve">~3 s of a 112.5 s exposure</w:t>
+              <w:t xml:space="preserve">median 3.4 s (5–95%: 0.6–13.4 s) of a 112.5 s exposure</w:t>
             </w:r>
           </w:p>
         </w:tc>
@@ -1614,7 +1654,7 @@
                 <w:sz w:val="20"/>
                 <w:szCs w:val="20"/>
               </w:rPr>
-              <w:t xml:space="preserve">Boresight zenith angle</w:t>
+              <w:t xml:space="preserve">Sun–satellite–SPHEREx phase angle</w:t>
             </w:r>
           </w:p>
         </w:tc>
@@ -1631,7 +1671,7 @@
                 <w:sz w:val="20"/>
                 <w:szCs w:val="20"/>
               </w:rPr>
-              <w:t xml:space="preserve">≤35° at exposure start (≤41° by exposure end)</w:t>
+              <w:t xml:space="preserve">median 80° (5–95%: 48–90°)</w:t>
             </w:r>
           </w:p>
         </w:tc>
@@ -1646,7 +1686,7 @@
           <w:sz w:val="21"/>
           <w:szCs w:val="21"/>
         </w:rPr>
-        <w:t xml:space="preserve">Because only higher satellites are visible and SPHEREx looks nearly straight up, crossings happen at almost the minimum possible range (1,200 − 650 ≈ 550 km). They are therefore close, bright and fast, rather than the distant (1,000–5,000 km) encounters that dominated the unconstrained model.</w:t>
+        <w:t xml:space="preserve">Because only higher satellites are visible and SPHEREx looks nearly straight up, crossings happen close to the minimum possible range (1,200 − 650 ≈ 550 km). They are close and fast, and because SPHEREx always points at least 91° from the Sun, the satellites are seen at phase angles of 90° or less (partly to fully lit faces).</w:t>
       </w:r>
     </w:p>
     <w:p>
@@ -1667,7 +1707,7 @@
           <w:sz w:val="21"/>
           <w:szCs w:val="21"/>
         </w:rPr>
-        <w:t xml:space="preserve">With T_eq = 316 K, thermal emission overtakes reflected sunlight at 3.76 μm. Both terms scale identically with (satellite radius/range)², so the crossover depends only on temperature and albedo, not on geometry; it is unchanged when the analysis moves from the fixed-NEP events to the observable OneWeb crossings. SPHEREx's long-wavelength detector (2.40–5.01 μm) therefore sits largely in the thermally dominated regime that the original reflectance model (§5) could not describe, and where surface darkening does not help.</w:t>
+        <w:t xml:space="preserve">The wavelength beyond which a satellite's own thermal emission outshines reflected sunlight lies between 3.4 and 4.1 μm, depending on the surface model: 3.81 μm for a face-on flat plate at its 316 K equilibrium temperature, 3.39 μm (median over events) for Lambertian-sphere reflection at the observed phase angles with the plate temperature, and 4.12 μm for an isothermal sphere at 266 K. In every case SPHEREx's longest-wavelength band (4.41–5.01 μm) is thermally dominated, a regime the original reflectance model (§5) could not describe and where surface darkening does not help.</w:t>
       </w:r>
     </w:p>
     <w:p>
@@ -1678,7 +1718,7 @@
       <w:r>
         <w:drawing>
           <wp:inline distT="0" distB="0" distL="0" distR="0">
-            <wp:extent cx="4191000" cy="2914650"/>
+            <wp:extent cx="4191000" cy="2771775"/>
             <wp:effectExtent t="0" r="0" b="0" l="0"/>
             <wp:docPr id="1" name="" descr="" title=""/>
             <wp:cNvGraphicFramePr>
@@ -1703,7 +1743,7 @@
                   <pic:spPr bwMode="auto">
                     <a:xfrm>
                       <a:off x="0" y="0"/>
-                      <a:ext cx="4191000" cy="2914650"/>
+                      <a:ext cx="4191000" cy="2771775"/>
                     </a:xfrm>
                     <a:prstGeom prst="rect">
                       <a:avLst/>
@@ -1728,7 +1768,7 @@
           <w:sz w:val="18"/>
           <w:szCs w:val="18"/>
         </w:rPr>
-        <w:t xml:space="preserve">Figure 7.4. Thermal (316 K) and reflected-sunlight flux across SPHEREx's 102 bands for a representative encounter. The crossover wavelength is independent of range.</w:t>
+        <w:t xml:space="preserve">Figure 7.4. Thermal and reflected flux across SPHEREx's wavelength range for a OneWeb-size satellite at the median observable range, for the surface models in §6.5. The shaded band marks the range of crossover wavelengths.</w:t>
       </w:r>
     </w:p>
     <w:p>
@@ -1880,7 +1920,7 @@
                 <w:sz w:val="20"/>
                 <w:szCs w:val="20"/>
               </w:rPr>
-              <w:t xml:space="preserve">0.67%</w:t>
+              <w:t xml:space="preserve">0.66%</w:t>
             </w:r>
           </w:p>
         </w:tc>
@@ -1950,7 +1990,7 @@
                 <w:sz w:val="20"/>
                 <w:szCs w:val="20"/>
               </w:rPr>
-              <w:t xml:space="preserve">1.56%</w:t>
+              <w:t xml:space="preserve">1.55%</w:t>
             </w:r>
           </w:p>
         </w:tc>
@@ -2020,7 +2060,7 @@
                 <w:sz w:val="20"/>
                 <w:szCs w:val="20"/>
               </w:rPr>
-              <w:t xml:space="preserve">3.34%</w:t>
+              <w:t xml:space="preserve">3.32%</w:t>
             </w:r>
           </w:p>
         </w:tc>
@@ -2037,7 +2077,7 @@
                 <w:sz w:val="20"/>
                 <w:szCs w:val="20"/>
               </w:rPr>
-              <w:t xml:space="preserve">0.073 mag</w:t>
+              <w:t xml:space="preserve">0.072 mag</w:t>
             </w:r>
           </w:p>
         </w:tc>
@@ -2052,7 +2092,7 @@
           <w:sz w:val="21"/>
           <w:szCs w:val="21"/>
         </w:rPr>
-        <w:t xml:space="preserve">Because observable crossings are close (~635 km), position errors of a few km matter more than they did for the distant fixed-NEP events. With TLEs refreshed every few days, as is operationally normal, predicted trail positions and brightnesses are good to a few percent and a few hundredths of a magnitude — sufficient for flagging contaminated exposures, though not for sub-pixel trail masking.</w:t>
+        <w:t xml:space="preserve">With TLEs refreshed every few days, as is operationally normal, predicted trail positions and brightnesses are good to a few percent and a few hundredths of a magnitude: enough to flag contaminated exposures, though not for sub-pixel trail masking. This budget describes operational prediction; it does not describe the months-old TLEs used as reference orbits in §6.4.</w:t>
       </w:r>
     </w:p>
     <w:p>
@@ -2078,7 +2118,7 @@
         </w:rPr>
       </w:pPr>
       <w:r>
-        <w:t xml:space="preserve">The full-build-out prediction depends on the number of satellites filed above 650 km. Only filings that could be sourced (OneWeb, Guowang GW-2, Qianfan, Telesat) are included; Borlaff et al.'s full registry could not be read as data. This is the main remaining source of difference from the published value.</w:t>
+        <w:t xml:space="preserve">The full-build-out result depends most on how many high-altitude satellites are eventually launched, above all Qianfan (1,296 committed versus ~15,000 filed).</w:t>
       </w:r>
     </w:p>
     <w:p>
@@ -2095,7 +2135,7 @@
         </w:rPr>
       </w:pPr>
       <w:r>
-        <w:t xml:space="preserve">Constellations are idealised as uniformly random circular shells, not real Walker plane structures. The real-orbit check (§7.6) tests this for one OneWeb satellite only; its ±34% uncertainty is the model's validation limit.</w:t>
+        <w:t xml:space="preserve">Constellations are idealised as uniformly random circular shells rather than real Walker plane structures; the real-orbit check covers one OneWeb satellite and validates the approach to about ±35%.</w:t>
       </w:r>
     </w:p>
     <w:p>
@@ -2112,7 +2152,7 @@
         </w:rPr>
       </w:pPr>
       <w:r>
-        <w:t xml:space="preserve">The Guowang GW-2 inclination split (50°/86.5°) and the Qianfan inclination are approximations from secondary sources.</w:t>
+        <w:t xml:space="preserve">Pointings are drawn uniformly over the accessible sky with a random roll, not from SPHEREx's actual survey sequence and scan-driven roll.</w:t>
       </w:r>
     </w:p>
     <w:p>
@@ -2129,7 +2169,7 @@
         </w:rPr>
       </w:pPr>
       <w:r>
-        <w:t xml:space="preserve">The field's roll angle is random; SPHEREx's actual roll follows its scan strategy. Survey pointings are drawn uniformly over the accessible cone rather than following the real survey sequence.</w:t>
+        <w:t xml:space="preserve">Guowang's inclination split and Qianfan's altitude and inclination are approximations from secondary sources; in-orbit counts come from satellite-tracking websites.</w:t>
       </w:r>
     </w:p>
     <w:p>
@@ -2146,24 +2186,7 @@
         </w:rPr>
       </w:pPr>
       <w:r>
-        <w:t xml:space="preserve">The Sun direction uses a low-precision ephemeris and a single epoch for the statistical model; the real-orbit sweep uses a date-dependent Sun.</w:t>
-      </w:r>
-    </w:p>
-    <w:p>
-      <w:pPr>
-        <w:pStyle w:val="ListParagraph"/>
-        <w:numPr>
-          <w:ilvl w:val="0"/>
-          <w:numId w:val="1"/>
-        </w:numPr>
-        <w:spacing w:after="80"/>
-        <w:rPr>
-          <w:sz w:val="21"/>
-          <w:szCs w:val="21"/>
-        </w:rPr>
-      </w:pPr>
-      <w:r>
-        <w:t xml:space="preserve">Photometry uses a flat-plate equilibrium temperature and Lambertian reflection without a phase function, attitude, eclipse thermal history or material-specific emissivity. Satellite size and albedo are representative values, not manufacturer specifications.</w:t>
+        <w:t xml:space="preserve">Photometry uses simple surface models (flat plate or Lambertian sphere) with representative size and albedo; it ignores attitude, eclipse thermal history and material-specific properties, which is why the crossover is quoted as a range.</w:t>
       </w:r>
     </w:p>
     <w:p>
@@ -2184,31 +2207,31 @@
           <w:sz w:val="21"/>
           <w:szCs w:val="21"/>
         </w:rPr>
-        <w:t xml:space="preserve">SPHEREx's own survey rules are its best defence against megaconstellations. Because it only looks within 35° of zenith, every satellite orbiting below it — all of Starlink and Amazon Leo, today the large majority of all satellites — is geometrically invisible. Its exposure is set entirely by the smaller population of high-altitude constellations: ~0.13 trails per exposure today, rising to 4.5 ± 0.2 when the filed high-altitude constellations (chiefly Qianfan and Guowang) are complete. That is consistent with the 5.64 published by Borlaff et al. (2025) within this model's validation uncertainty, with the residual traced to a single input, the high-altitude satellite count.</w:t>
-      </w:r>
-    </w:p>
-    <w:p>
-      <w:pPr>
-        <w:spacing w:after="160"/>
-      </w:pPr>
-      <w:r>
-        <w:rPr>
-          <w:sz w:val="21"/>
-          <w:szCs w:val="21"/>
-        </w:rPr>
-        <w:t xml:space="preserve">The encounters that do occur are near-overhead, fast and bright, and in SPHEREx's long-wavelength bands (above ~3.76 μm) they are dominated by thermal emission that surface darkening cannot suppress. The investigation also showed how sensitive such estimates are to modelling choices: an unconstrained pointing inflated the full-build-out prediction by more than an order of magnitude and produced a current-population figure (~2.3 per exposure) that does not apply to SPHEREx at all.</w:t>
-      </w:r>
-    </w:p>
-    <w:p>
-      <w:pPr>
-        <w:spacing w:after="160"/>
-      </w:pPr>
-      <w:r>
-        <w:rPr>
-          <w:sz w:val="21"/>
-          <w:szCs w:val="21"/>
-        </w:rPr>
-        <w:t xml:space="preserve">Next steps: obtain the full constellation registry to close the high-altitude satellite count; extend the real-orbit validation to many OneWeb and Qianfan satellites across multiple planes; replace random pointings with SPHEREx's published survey sequence and roll; and compare predicted crossings with trails identified in public SPHEREx images.</w:t>
+        <w:t xml:space="preserve">SPHEREx's own survey rules are its best defence against megaconstellations. Because it only points within 35° of zenith, every satellite orbiting below it, including all of Starlink and Amazon Leo, is geometrically invisible. Its exposure is set by the smaller population of high-altitude constellations: about 0.24 trails per exposure today (one exposure in four), rising to 5.9 ± 0.1 if the filed high-altitude constellations are completed. That is consistent with the 5.64 published by Borlaff et al. (2025), with the caveat that the future number depends mainly on how much of Qianfan is actually built.</w:t>
+      </w:r>
+    </w:p>
+    <w:p>
+      <w:pPr>
+        <w:spacing w:after="160"/>
+      </w:pPr>
+      <w:r>
+        <w:rPr>
+          <w:sz w:val="21"/>
+          <w:szCs w:val="21"/>
+        </w:rPr>
+        <w:t xml:space="preserve">The crossings that do occur are near-overhead, fast and short (a few seconds in a 112.5 s exposure), and at the longest SPHEREx wavelengths they are dominated by the satellite's thermal emission, which darkening cannot suppress. The investigation also showed how sensitive such estimates are to modelling choices: unconstrained pointing inflated the prediction by more than an order of magnitude, and a fixed field orientation and single date lowered it by about a quarter, errors caught only by testing against the literature and by an independent code review.</w:t>
+      </w:r>
+    </w:p>
+    <w:p>
+      <w:pPr>
+        <w:spacing w:after="160"/>
+      </w:pPr>
+      <w:r>
+        <w:rPr>
+          <w:sz w:val="21"/>
+          <w:szCs w:val="21"/>
+        </w:rPr>
+        <w:t xml:space="preserve">Next steps: extend the real-orbit validation to many OneWeb, Guowang and Qianfan satellites across multiple planes; replace random pointings and roll with SPHEREx's published survey sequence; obtain the full constellation registry; and compare predicted crossings with trails identified in public SPHEREx images.</w:t>
       </w:r>
     </w:p>
     <w:p>
@@ -2242,6 +2265,18 @@
           <w:szCs w:val="20"/>
         </w:rPr>
         <w:t xml:space="preserve">Crill, B. P., et al. (2020). SPHEREx: NASA's near-infrared spectrophotometric all-sky survey. Proceedings of SPIE 11443.</w:t>
+      </w:r>
+    </w:p>
+    <w:p>
+      <w:pPr>
+        <w:spacing w:after="160"/>
+      </w:pPr>
+      <w:r>
+        <w:rPr>
+          <w:sz w:val="20"/>
+          <w:szCs w:val="20"/>
+        </w:rPr>
+        <w:t xml:space="preserve">Crill, B. P., et al. (2024). SPHEREx: NASA's near-infrared spectrophotometric all-sky survey. arXiv:2404.11017.</w:t>
       </w:r>
     </w:p>
     <w:p>

--- a/SPHEREx_extension_report.docx
+++ b/SPHEREx_extension_report.docx
@@ -213,7 +213,7 @@
           <w:sz w:val="21"/>
           <w:szCs w:val="21"/>
         </w:rPr>
-        <w:t xml:space="preserve">Sections 6–9 report a from-scratch extension built independently of §5. Every number is either printed by a script in the accompanying repository (github.com/Joshan006/Spherex; script named in brackets) or is an explicitly cited external value. Superseded earlier scripts are kept separately in scripts/superseded for the record.</w:t>
+        <w:t xml:space="preserve">Sections 6–9 report a from-scratch extension built independently of §5. Every number is either printed by a script in the accompanying repository (github.com/Joshan006/Spherex; script named in brackets) or is an explicitly cited external value. Superseded earlier scripts are kept separately in scripts/superseded for the record. The code, figures and much of this text were developed with substantial help from an AI coding assistant (Anthropic's Claude) under the author's direction; an independent AI code review identified several errors that are corrected here (§7.2).</w:t>
       </w:r>
     </w:p>
     <w:p>

--- a/SPHEREx_extension_report.docx
+++ b/SPHEREx_extension_report.docx
@@ -76,7 +76,7 @@
           <w:sz w:val="21"/>
           <w:szCs w:val="21"/>
         </w:rPr>
-        <w:t xml:space="preserve">This report is separate from the undergraduate thesis “Investigation on Celestial Events and Megaconstellation Effects on Telescopes” (SRM Institute of Science and Technology, April 2026, supervised by Dr. Tushar H. Rana), which used a reflectivity-based surface-brightness model for four representative satellites and did not include orbital propagation, Monte Carlo statistics, blackbody modelling or TLE error analysis. Everything below was computed afterwards, from real orbital data. Section numbers follow the combined manuscript.</w:t>
+        <w:t xml:space="preserve">This report is separate from the undergraduate thesis “Investigation on Celestial Events and Megaconstellation Effects on Telescopes” (SRM Institute of Science and Technology, April 2026, supervised by Dr. Tushar H. Rana), which used a reflectivity-based surface-brightness model for four representative satellites and did not include orbital propagation, Monte Carlo statistics, blackbody modelling or TLE error analysis. Everything below was computed afterwards, from real orbital data. Section numbers follow the combined project report.</w:t>
       </w:r>
     </w:p>
     <w:p>
@@ -153,7 +153,7 @@
         </w:rPr>
       </w:pPr>
       <w:r>
-        <w:t xml:space="preserve">Full-build-out prediction revised from 64.9 (first version) and 4.5 (previous revision, which had a fixed field roll and a single date) to 5.9 ± 0.1 trails/exposure (Borlaff et al.: 5.64). Today's rate is ~0.24; the earliest ~2.3 figure is withdrawn.</w:t>
+        <w:t xml:space="preserve">Full-build-out prediction revised from 64.9 (first version) and 4.5 (previous revision, which had a fixed field roll and a single date) to 5.9 ± 0.1 trails/exposure (Borlaff et al.: 5.64). The rate as of September 2026 is ~0.24; the earliest ~2.3 figure is withdrawn.</w:t>
       </w:r>
     </w:p>
     <w:p>
@@ -532,7 +532,7 @@
           <w:sz w:val="21"/>
           <w:szCs w:val="21"/>
         </w:rPr>
-        <w:t xml:space="preserve">The investigation also invalidates a headline figure from the earliest version of this work, ~2.3 trails per exposure for today's population “at a representative sky pointing”. That rate came from the fixed North Ecliptic Pole boresight: at all 36 real crossings behind it the pole was 101–164° from SPHEREx's zenith, a direction SPHEREx never points, and about 80% of it came from Starlink, which SPHEREx cannot see (§7.3). The figure is withdrawn and replaced by §7.5.</w:t>
+        <w:t xml:space="preserve">The investigation also invalidates a headline figure from the earliest version of this work, ~2.3 trails per exposure for the current population “at a representative sky pointing”. That rate came from the fixed North Ecliptic Pole boresight: at all 36 real crossings behind it the pole was 101–164° from SPHEREx's zenith, a direction SPHEREx never points, and about 80% of it came from Starlink, which SPHEREx cannot see (§7.3). The figure is withdrawn and replaced by §7.5.</w:t>
       </w:r>
     </w:p>
     <w:p>
@@ -553,7 +553,7 @@
           <w:sz w:val="21"/>
           <w:szCs w:val="21"/>
         </w:rPr>
-        <w:t xml:space="preserve">With the boresight within 35° of zenith, every line of sight inside the field stays well below 90° from local vertical during the exposure, so it climbs monotonically away from Earth and can only intersect orbits higher than SPHEREx's own. The simulation confirms this: the four below-orbit control shells (Starlink 550 and 530 km, Amazon Leo 630 km, Guowang GW-A59 590 km) produced 0 crossings in about 4.8 million valid exposures. Most satellites in orbit today are Starlink, so most of today's satellite population is invisible to SPHEREx's survey.</w:t>
+        <w:t xml:space="preserve">With the boresight within 35° of zenith, every line of sight inside the field stays well below 90° from local vertical during the exposure, so it climbs monotonically away from Earth and can only intersect orbits higher than SPHEREx's own. The simulation confirms this: the four below-orbit control shells (Starlink 550 and 530 km, Amazon Leo 630 km, Guowang GW-A59 590 km) produced 0 crossings in about 4.8 million valid exposures. Most satellites in orbit as of September 2026 are Starlink, so most of the current satellite population is invisible to SPHEREx's survey.</w:t>
       </w:r>
     </w:p>
     <w:p>
@@ -1372,19 +1372,19 @@
         <w:spacing w:after="120" w:before="240"/>
       </w:pPr>
       <w:r>
-        <w:t xml:space="preserve">7.5 Today's population</w:t>
-      </w:r>
-    </w:p>
-    <w:p>
-      <w:pPr>
-        <w:spacing w:after="160"/>
-      </w:pPr>
-      <w:r>
-        <w:rPr>
-          <w:sz w:val="21"/>
-          <w:szCs w:val="21"/>
-        </w:rPr>
-        <w:t xml:space="preserve">Three constellations have satellites above SPHEREx today: OneWeb (654), Guowang GW-2 (186) and Qianfan (~248) (KeepTrack, Orbital Radar, Aug–Sep 2026; Guowang split evenly between its two inclinations). Together they give about 0.24 trails per exposure, so roughly one SPHEREx exposure in four carries a trail, about two thirds of them from OneWeb. The ~9,400 Starlink and ~200 Amazon Leo satellites contribute nothing under SPHEREx's survey geometry. [17_summarise_results.py]</w:t>
+        <w:t xml:space="preserve">7.5 The population as of September 2026</w:t>
+      </w:r>
+    </w:p>
+    <w:p>
+      <w:pPr>
+        <w:spacing w:after="160"/>
+      </w:pPr>
+      <w:r>
+        <w:rPr>
+          <w:sz w:val="21"/>
+          <w:szCs w:val="21"/>
+        </w:rPr>
+        <w:t xml:space="preserve">As of September 2026, three constellations have satellites above SPHEREx: OneWeb (654), Guowang GW-2 (186) and Qianfan (~248) (KeepTrack, Orbital Radar, Aug–Sep 2026; Guowang split evenly between its two inclinations). Together they give about 0.24 trails per exposure, so roughly one SPHEREx exposure in four carries a trail, about two thirds of them from OneWeb. The ~9,400 Starlink and ~200 Amazon Leo satellites contribute nothing under SPHEREx's survey geometry. [17_summarise_results.py]</w:t>
       </w:r>
     </w:p>
     <w:p>
@@ -2207,7 +2207,7 @@
           <w:sz w:val="21"/>
           <w:szCs w:val="21"/>
         </w:rPr>
-        <w:t xml:space="preserve">SPHEREx's own survey rules are its best defence against megaconstellations. Because it only points within 35° of zenith, every satellite orbiting below it, including all of Starlink and Amazon Leo, is geometrically invisible. Its exposure is set by the smaller population of high-altitude constellations: about 0.24 trails per exposure today (one exposure in four), rising to 5.9 ± 0.1 if the filed high-altitude constellations are completed. That is consistent with the 5.64 published by Borlaff et al. (2025), with the caveat that the future number depends mainly on how much of Qianfan is actually built.</w:t>
+        <w:t xml:space="preserve">SPHEREx's own survey rules are its best defence against megaconstellations. Because it only points within 35° of zenith, every satellite orbiting below it, including all of Starlink and Amazon Leo, is geometrically invisible. Its exposure is set by the smaller population of high-altitude constellations: about 0.24 trails per exposure as of September 2026 (one exposure in four), rising to 5.9 ± 0.1 if the filed high-altitude constellations are completed. That is consistent with the 5.64 published by Borlaff et al. (2025), with the caveat that the future number depends mainly on how much of Qianfan is actually built.</w:t>
       </w:r>
     </w:p>
     <w:p>

--- a/SPHEREx_extension_report.docx
+++ b/SPHEREx_extension_report.docx
@@ -213,7 +213,7 @@
           <w:sz w:val="21"/>
           <w:szCs w:val="21"/>
         </w:rPr>
-        <w:t xml:space="preserve">Sections 6–9 report a from-scratch extension built independently of §5. Every number is either printed by a script in the accompanying repository (github.com/Joshan006/Spherex; script named in brackets) or is an explicitly cited external value. Superseded earlier scripts are kept separately in scripts/superseded for the record. The code, figures and much of this text were developed with substantial help from an AI coding assistant (Anthropic's Claude) under the author's direction; an independent AI code review identified several errors that are corrected here (§7.2).</w:t>
+        <w:t xml:space="preserve">Sections 6–9 report a new extension, built independently of §5. Every number is either printed by a script in the accompanying repository (github.com/Joshan006/Spherex; script named in brackets) or is an explicitly cited external value. Superseded earlier scripts are kept separately in scripts/superseded for the record. An independent review of the code identified several errors that are corrected here (§7.2).</w:t>
       </w:r>
     </w:p>
     <w:p>
